--- a/docs/abnt-docx/casos-de-uso-abnt.docx
+++ b/docs/abnt-docx/casos-de-uso-abnt.docx
@@ -229,7 +229,7 @@
           <w:rFonts w:ascii="Times New Roman" w:hAnsi="Times New Roman"/>
           <w:sz w:val="20"/>
         </w:rPr>
-        <w:t>Professor: Bruno Baruffi.</w:t>
+        <w:t>Professor: Bruno Baruffi Esteves.</w:t>
       </w:r>
     </w:p>
     <w:p/>

--- a/docs/abnt-docx/casos-de-uso-abnt.docx
+++ b/docs/abnt-docx/casos-de-uso-abnt.docx
@@ -213,6 +213,7 @@
       <w:r>
         <w:rPr>
           <w:rFonts w:ascii="Times New Roman" w:hAnsi="Times New Roman"/>
+          <w:b w:val="0"/>
           <w:sz w:val="20"/>
         </w:rPr>
         <w:t>Trabalho acadêmico apresentado à disciplina Trabalho de Graduação 1 do curso de Análise e Desenvolvimento de Sistemas da FATEC PG, como parte das atividades de desenvolvimento e documentação do projeto MedAgenda.</w:t>
@@ -227,6 +228,7 @@
       <w:r>
         <w:rPr>
           <w:rFonts w:ascii="Times New Roman" w:hAnsi="Times New Roman"/>
+          <w:b w:val="0"/>
           <w:sz w:val="20"/>
         </w:rPr>
         <w:t>Professor: Bruno Baruffi Esteves.</w:t>
@@ -274,6 +276,107 @@
     </w:p>
     <w:p>
       <w:pPr>
+        <w:spacing w:line="360" w:lineRule="auto" w:after="0"/>
+        <w:jc w:val="center"/>
+      </w:pPr>
+      <w:r>
+        <w:rPr>
+          <w:rFonts w:ascii="Times New Roman" w:hAnsi="Times New Roman"/>
+          <w:b/>
+          <w:sz w:val="24"/>
+        </w:rPr>
+        <w:t>RESUMO</w:t>
+      </w:r>
+    </w:p>
+    <w:p/>
+    <w:p>
+      <w:pPr>
+        <w:spacing w:line="360" w:lineRule="auto" w:after="0"/>
+        <w:ind w:firstLine="709"/>
+        <w:jc w:val="both"/>
+      </w:pPr>
+      <w:r>
+        <w:rPr>
+          <w:rFonts w:ascii="Times New Roman" w:hAnsi="Times New Roman"/>
+          <w:b w:val="0"/>
+          <w:sz w:val="24"/>
+        </w:rPr>
+        <w:t>Este documento descreve os principais casos de uso do MedAgenda, demonstrando as interações entre médico, paciente, sistema e funcionalidades de autenticação e cadastro de pacientes.</w:t>
+      </w:r>
+    </w:p>
+    <w:p/>
+    <w:p>
+      <w:pPr>
+        <w:spacing w:line="360" w:lineRule="auto"/>
+        <w:jc w:val="both"/>
+      </w:pPr>
+      <w:r>
+        <w:rPr>
+          <w:rFonts w:ascii="Times New Roman" w:hAnsi="Times New Roman"/>
+          <w:b w:val="0"/>
+          <w:sz w:val="24"/>
+        </w:rPr>
+        <w:t>Palavras-chave: MedAgenda. Agenda médica. Pacientes. Sistema web. Requisitos.</w:t>
+      </w:r>
+    </w:p>
+    <w:p>
+      <w:r>
+        <w:br w:type="page"/>
+      </w:r>
+    </w:p>
+    <w:p>
+      <w:pPr>
+        <w:spacing w:line="360" w:lineRule="auto" w:after="0"/>
+        <w:jc w:val="center"/>
+      </w:pPr>
+      <w:r>
+        <w:rPr>
+          <w:rFonts w:ascii="Times New Roman" w:hAnsi="Times New Roman"/>
+          <w:b/>
+          <w:sz w:val="24"/>
+        </w:rPr>
+        <w:t>ABSTRACT</w:t>
+      </w:r>
+    </w:p>
+    <w:p/>
+    <w:p>
+      <w:pPr>
+        <w:spacing w:line="360" w:lineRule="auto" w:after="0"/>
+        <w:ind w:firstLine="709"/>
+        <w:jc w:val="both"/>
+      </w:pPr>
+      <w:r>
+        <w:rPr>
+          <w:rFonts w:ascii="Times New Roman" w:hAnsi="Times New Roman"/>
+          <w:b w:val="0"/>
+          <w:sz w:val="24"/>
+        </w:rPr>
+        <w:t>This document describes os principais casos de uso do MedAgenda, demonstrando as interações entre médico, paciente, sistema e funcionalidades de autenticação e cadastro de pacientes.</w:t>
+      </w:r>
+    </w:p>
+    <w:p/>
+    <w:p>
+      <w:pPr>
+        <w:spacing w:line="360" w:lineRule="auto"/>
+        <w:jc w:val="both"/>
+      </w:pPr>
+      <w:r>
+        <w:rPr>
+          <w:rFonts w:ascii="Times New Roman" w:hAnsi="Times New Roman"/>
+          <w:b w:val="0"/>
+          <w:sz w:val="24"/>
+        </w:rPr>
+        <w:t>Keywords: MedAgenda. Medical schedule. Patients. Web system. Requirements.</w:t>
+      </w:r>
+    </w:p>
+    <w:p>
+      <w:r>
+        <w:br w:type="page"/>
+      </w:r>
+    </w:p>
+    <w:p>
+      <w:pPr>
+        <w:spacing w:line="360" w:lineRule="auto" w:after="0"/>
         <w:jc w:val="center"/>
       </w:pPr>
       <w:r>
@@ -287,133 +390,12 @@
     </w:p>
     <w:p/>
     <w:p>
-      <w:pPr>
-        <w:spacing w:line="360" w:lineRule="auto"/>
-        <w:ind w:left="425"/>
-      </w:pPr>
       <w:r>
-        <w:rPr>
-          <w:rFonts w:ascii="Times New Roman" w:hAnsi="Times New Roman"/>
-          <w:sz w:val="24"/>
-        </w:rPr>
-        <w:t>1. Objetivo</w:t>
-      </w:r>
-    </w:p>
-    <w:p>
-      <w:pPr>
-        <w:spacing w:line="360" w:lineRule="auto"/>
-        <w:ind w:left="425"/>
-      </w:pPr>
-      <w:r>
-        <w:rPr>
-          <w:rFonts w:ascii="Times New Roman" w:hAnsi="Times New Roman"/>
-          <w:sz w:val="24"/>
-        </w:rPr>
-        <w:t>UC01 - Realizar login</w:t>
-      </w:r>
-    </w:p>
-    <w:p>
-      <w:pPr>
-        <w:spacing w:line="360" w:lineRule="auto"/>
-        <w:ind w:left="425"/>
-      </w:pPr>
-      <w:r>
-        <w:rPr>
-          <w:rFonts w:ascii="Times New Roman" w:hAnsi="Times New Roman"/>
-          <w:sz w:val="24"/>
-        </w:rPr>
-        <w:t>UC02 - Listar pacientes</w:t>
-      </w:r>
-    </w:p>
-    <w:p>
-      <w:pPr>
-        <w:spacing w:line="360" w:lineRule="auto"/>
-        <w:ind w:left="425"/>
-      </w:pPr>
-      <w:r>
-        <w:rPr>
-          <w:rFonts w:ascii="Times New Roman" w:hAnsi="Times New Roman"/>
-          <w:sz w:val="24"/>
-        </w:rPr>
-        <w:t>UC03 - Cadastrar paciente</w:t>
-      </w:r>
-    </w:p>
-    <w:p>
-      <w:pPr>
-        <w:spacing w:line="360" w:lineRule="auto"/>
-        <w:ind w:left="425"/>
-      </w:pPr>
-      <w:r>
-        <w:rPr>
-          <w:rFonts w:ascii="Times New Roman" w:hAnsi="Times New Roman"/>
-          <w:sz w:val="24"/>
-        </w:rPr>
-        <w:t>UC04 - Visualizar paciente</w:t>
-      </w:r>
-    </w:p>
-    <w:p>
-      <w:pPr>
-        <w:spacing w:line="360" w:lineRule="auto"/>
-        <w:ind w:left="425"/>
-      </w:pPr>
-      <w:r>
-        <w:rPr>
-          <w:rFonts w:ascii="Times New Roman" w:hAnsi="Times New Roman"/>
-          <w:sz w:val="24"/>
-        </w:rPr>
-        <w:t>UC05 - Editar paciente</w:t>
-      </w:r>
-    </w:p>
-    <w:p>
-      <w:pPr>
-        <w:spacing w:line="360" w:lineRule="auto"/>
-        <w:ind w:left="425"/>
-      </w:pPr>
-      <w:r>
-        <w:rPr>
-          <w:rFonts w:ascii="Times New Roman" w:hAnsi="Times New Roman"/>
-          <w:sz w:val="24"/>
-        </w:rPr>
-        <w:t>UC06 - Consultar painel do médico</w:t>
-      </w:r>
-    </w:p>
-    <w:p>
-      <w:pPr>
-        <w:spacing w:line="360" w:lineRule="auto"/>
-        <w:ind w:left="425"/>
-      </w:pPr>
-      <w:r>
-        <w:rPr>
-          <w:rFonts w:ascii="Times New Roman" w:hAnsi="Times New Roman"/>
-          <w:sz w:val="24"/>
-        </w:rPr>
-        <w:t>UC07 - Consultar agenda semanal</w:t>
-      </w:r>
-    </w:p>
-    <w:p>
-      <w:pPr>
-        <w:spacing w:line="360" w:lineRule="auto"/>
-        <w:ind w:left="425"/>
-      </w:pPr>
-      <w:r>
-        <w:rPr>
-          <w:rFonts w:ascii="Times New Roman" w:hAnsi="Times New Roman"/>
-          <w:sz w:val="24"/>
-        </w:rPr>
-        <w:t>UC08 - Interagir com chatbot</w:t>
-      </w:r>
-    </w:p>
-    <w:p>
-      <w:pPr>
-        <w:spacing w:line="360" w:lineRule="auto"/>
-        <w:ind w:left="425"/>
-      </w:pPr>
-      <w:r>
-        <w:rPr>
-          <w:rFonts w:ascii="Times New Roman" w:hAnsi="Times New Roman"/>
-          <w:sz w:val="24"/>
-        </w:rPr>
-        <w:t>2. Casos de uso planejados</w:t>
+        <w:fldChar w:fldCharType="begin"/>
+        <w:instrText xml:space="preserve">TOC \o "1-3" \h \z \u</w:instrText>
+        <w:fldChar w:fldCharType="separate"/>
+        <w:t>Clique com o botão direito e selecione "Atualizar campo" para gerar o sumário.</w:t>
+        <w:fldChar w:fldCharType="end"/>
       </w:r>
     </w:p>
     <w:p>
@@ -423,7 +405,18 @@
     </w:p>
     <w:p>
       <w:pPr>
-        <w:spacing w:before="240" w:after="120" w:line="360" w:lineRule="auto"/>
+        <w:sectPr>
+          <w:headerReference w:type="default" r:id="rId9"/>
+          <w:pgSz w:w="12240" w:h="15840"/>
+          <w:pgMar w:top="1701" w:right="1134" w:bottom="1134" w:left="1701" w:header="720" w:footer="720" w:gutter="0"/>
+          <w:cols w:space="720"/>
+          <w:docGrid w:linePitch="360"/>
+        </w:sectPr>
+      </w:pPr>
+    </w:p>
+    <w:p>
+      <w:pPr>
+        <w:pStyle w:val="Heading1"/>
         <w:jc w:val="left"/>
       </w:pPr>
       <w:r>
@@ -432,21 +425,7 @@
           <w:b/>
           <w:sz w:val="24"/>
         </w:rPr>
-        <w:t>CASOS DE USO - MEDAGENDA</w:t>
-      </w:r>
-    </w:p>
-    <w:p>
-      <w:pPr>
-        <w:spacing w:before="240" w:after="120" w:line="360" w:lineRule="auto"/>
-        <w:jc w:val="left"/>
-      </w:pPr>
-      <w:r>
-        <w:rPr>
-          <w:rFonts w:ascii="Times New Roman" w:hAnsi="Times New Roman"/>
-          <w:b/>
-          <w:sz w:val="24"/>
-        </w:rPr>
-        <w:t>1. OBJETIVO</w:t>
+        <w:t>1 OBJETIVO</w:t>
       </w:r>
     </w:p>
     <w:p>
@@ -458,6 +437,7 @@
       <w:r>
         <w:rPr>
           <w:rFonts w:ascii="Times New Roman" w:hAnsi="Times New Roman"/>
+          <w:b w:val="0"/>
           <w:sz w:val="24"/>
         </w:rPr>
         <w:t>Este documento descreve os principais casos de uso do MedAgenda, indicando como</w:t>
@@ -472,6 +452,7 @@
       <w:r>
         <w:rPr>
           <w:rFonts w:ascii="Times New Roman" w:hAnsi="Times New Roman"/>
+          <w:b w:val="0"/>
           <w:sz w:val="24"/>
         </w:rPr>
         <w:t>os atores interagem com o sistema.</w:t>
@@ -479,7 +460,7 @@
     </w:p>
     <w:p>
       <w:pPr>
-        <w:spacing w:before="240" w:after="120" w:line="360" w:lineRule="auto"/>
+        <w:pStyle w:val="Heading1"/>
         <w:jc w:val="left"/>
       </w:pPr>
       <w:r>
@@ -488,7 +469,7 @@
           <w:b/>
           <w:sz w:val="24"/>
         </w:rPr>
-        <w:t>UC01 - REALIZAR LOGIN</w:t>
+        <w:t>2 UC01 - REALIZAR LOGIN</w:t>
       </w:r>
     </w:p>
     <w:tbl>
@@ -728,7 +709,7 @@
     <w:p/>
     <w:p>
       <w:pPr>
-        <w:spacing w:before="240" w:after="120" w:line="360" w:lineRule="auto"/>
+        <w:pStyle w:val="Heading2"/>
         <w:jc w:val="left"/>
       </w:pPr>
       <w:r>
@@ -737,7 +718,7 @@
           <w:b/>
           <w:sz w:val="24"/>
         </w:rPr>
-        <w:t>Fluxo principal</w:t>
+        <w:t>2.1 Fluxo principal</w:t>
       </w:r>
     </w:p>
     <w:p>
@@ -748,6 +729,7 @@
       <w:r>
         <w:rPr>
           <w:rFonts w:ascii="Times New Roman" w:hAnsi="Times New Roman"/>
+          <w:b w:val="0"/>
           <w:sz w:val="24"/>
         </w:rPr>
         <w:t>O médico acessa a tela de login.</w:t>
@@ -761,6 +743,7 @@
       <w:r>
         <w:rPr>
           <w:rFonts w:ascii="Times New Roman" w:hAnsi="Times New Roman"/>
+          <w:b w:val="0"/>
           <w:sz w:val="24"/>
         </w:rPr>
         <w:t>O médico informa e-mail e senha.</w:t>
@@ -774,6 +757,7 @@
       <w:r>
         <w:rPr>
           <w:rFonts w:ascii="Times New Roman" w:hAnsi="Times New Roman"/>
+          <w:b w:val="0"/>
           <w:sz w:val="24"/>
         </w:rPr>
         <w:t>O frontend envia os dados para POST /api/auth/login.</w:t>
@@ -787,6 +771,7 @@
       <w:r>
         <w:rPr>
           <w:rFonts w:ascii="Times New Roman" w:hAnsi="Times New Roman"/>
+          <w:b w:val="0"/>
           <w:sz w:val="24"/>
         </w:rPr>
         <w:t>O backend valida as credenciais.</w:t>
@@ -800,6 +785,7 @@
       <w:r>
         <w:rPr>
           <w:rFonts w:ascii="Times New Roman" w:hAnsi="Times New Roman"/>
+          <w:b w:val="0"/>
           <w:sz w:val="24"/>
         </w:rPr>
         <w:t>O backend retorna um token JWT.</w:t>
@@ -813,6 +799,7 @@
       <w:r>
         <w:rPr>
           <w:rFonts w:ascii="Times New Roman" w:hAnsi="Times New Roman"/>
+          <w:b w:val="0"/>
           <w:sz w:val="24"/>
         </w:rPr>
         <w:t>O frontend salva o token no navegador.</w:t>
@@ -826,6 +813,7 @@
       <w:r>
         <w:rPr>
           <w:rFonts w:ascii="Times New Roman" w:hAnsi="Times New Roman"/>
+          <w:b w:val="0"/>
           <w:sz w:val="24"/>
         </w:rPr>
         <w:t>O médico é redirecionado para o painel.</w:t>
@@ -833,7 +821,7 @@
     </w:p>
     <w:p>
       <w:pPr>
-        <w:spacing w:before="240" w:after="120" w:line="360" w:lineRule="auto"/>
+        <w:pStyle w:val="Heading2"/>
         <w:jc w:val="left"/>
       </w:pPr>
       <w:r>
@@ -842,7 +830,7 @@
           <w:b/>
           <w:sz w:val="24"/>
         </w:rPr>
-        <w:t>Fluxo alternativo</w:t>
+        <w:t>2.2 Fluxo alternativo</w:t>
       </w:r>
     </w:p>
     <w:p>
@@ -853,6 +841,7 @@
       <w:r>
         <w:rPr>
           <w:rFonts w:ascii="Times New Roman" w:hAnsi="Times New Roman"/>
+          <w:b w:val="0"/>
           <w:sz w:val="24"/>
         </w:rPr>
         <w:t>Se as credenciais forem inválidas, o sistema exibe mensagem de erro.</w:t>
@@ -866,6 +855,7 @@
       <w:r>
         <w:rPr>
           <w:rFonts w:ascii="Times New Roman" w:hAnsi="Times New Roman"/>
+          <w:b w:val="0"/>
           <w:sz w:val="24"/>
         </w:rPr>
         <w:t>Se o backend estiver desligado, o sistema informa falha de conexão/operação.</w:t>
@@ -873,7 +863,7 @@
     </w:p>
     <w:p>
       <w:pPr>
-        <w:spacing w:before="240" w:after="120" w:line="360" w:lineRule="auto"/>
+        <w:pStyle w:val="Heading1"/>
         <w:jc w:val="left"/>
       </w:pPr>
       <w:r>
@@ -882,7 +872,7 @@
           <w:b/>
           <w:sz w:val="24"/>
         </w:rPr>
-        <w:t>UC02 - LISTAR PACIENTES</w:t>
+        <w:t>3 UC02 - LISTAR PACIENTES</w:t>
       </w:r>
     </w:p>
     <w:tbl>
@@ -1122,7 +1112,7 @@
     <w:p/>
     <w:p>
       <w:pPr>
-        <w:spacing w:before="240" w:after="120" w:line="360" w:lineRule="auto"/>
+        <w:pStyle w:val="Heading2"/>
         <w:jc w:val="left"/>
       </w:pPr>
       <w:r>
@@ -1131,7 +1121,7 @@
           <w:b/>
           <w:sz w:val="24"/>
         </w:rPr>
-        <w:t>Fluxo principal</w:t>
+        <w:t>3.1 Fluxo principal</w:t>
       </w:r>
     </w:p>
     <w:p>
@@ -1142,6 +1132,7 @@
       <w:r>
         <w:rPr>
           <w:rFonts w:ascii="Times New Roman" w:hAnsi="Times New Roman"/>
+          <w:b w:val="0"/>
           <w:sz w:val="24"/>
         </w:rPr>
         <w:t>O médico acessa a tela de pacientes.</w:t>
@@ -1155,6 +1146,7 @@
       <w:r>
         <w:rPr>
           <w:rFonts w:ascii="Times New Roman" w:hAnsi="Times New Roman"/>
+          <w:b w:val="0"/>
           <w:sz w:val="24"/>
         </w:rPr>
         <w:t>O frontend envia requisição GET /api/pacientes com token JWT.</w:t>
@@ -1168,6 +1160,7 @@
       <w:r>
         <w:rPr>
           <w:rFonts w:ascii="Times New Roman" w:hAnsi="Times New Roman"/>
+          <w:b w:val="0"/>
           <w:sz w:val="24"/>
         </w:rPr>
         <w:t>O backend valida o token.</w:t>
@@ -1181,6 +1174,7 @@
       <w:r>
         <w:rPr>
           <w:rFonts w:ascii="Times New Roman" w:hAnsi="Times New Roman"/>
+          <w:b w:val="0"/>
           <w:sz w:val="24"/>
         </w:rPr>
         <w:t>O backend retorna os pacientes cadastrados.</w:t>
@@ -1194,6 +1188,7 @@
       <w:r>
         <w:rPr>
           <w:rFonts w:ascii="Times New Roman" w:hAnsi="Times New Roman"/>
+          <w:b w:val="0"/>
           <w:sz w:val="24"/>
         </w:rPr>
         <w:t>O frontend exibe os pacientes em tabela.</w:t>
@@ -1201,7 +1196,7 @@
     </w:p>
     <w:p>
       <w:pPr>
-        <w:spacing w:before="240" w:after="120" w:line="360" w:lineRule="auto"/>
+        <w:pStyle w:val="Heading1"/>
         <w:jc w:val="left"/>
       </w:pPr>
       <w:r>
@@ -1210,7 +1205,7 @@
           <w:b/>
           <w:sz w:val="24"/>
         </w:rPr>
-        <w:t>UC03 - CADASTRAR PACIENTE</w:t>
+        <w:t>4 UC03 - CADASTRAR PACIENTE</w:t>
       </w:r>
     </w:p>
     <w:tbl>
@@ -1450,7 +1445,7 @@
     <w:p/>
     <w:p>
       <w:pPr>
-        <w:spacing w:before="240" w:after="120" w:line="360" w:lineRule="auto"/>
+        <w:pStyle w:val="Heading2"/>
         <w:jc w:val="left"/>
       </w:pPr>
       <w:r>
@@ -1459,7 +1454,7 @@
           <w:b/>
           <w:sz w:val="24"/>
         </w:rPr>
-        <w:t>Fluxo principal</w:t>
+        <w:t>4.1 Fluxo principal</w:t>
       </w:r>
     </w:p>
     <w:p>
@@ -1470,6 +1465,7 @@
       <w:r>
         <w:rPr>
           <w:rFonts w:ascii="Times New Roman" w:hAnsi="Times New Roman"/>
+          <w:b w:val="0"/>
           <w:sz w:val="24"/>
         </w:rPr>
         <w:t>O médico clica em Novo paciente.</w:t>
@@ -1483,6 +1479,7 @@
       <w:r>
         <w:rPr>
           <w:rFonts w:ascii="Times New Roman" w:hAnsi="Times New Roman"/>
+          <w:b w:val="0"/>
           <w:sz w:val="24"/>
         </w:rPr>
         <w:t>O sistema abre o formulário de cadastro.</w:t>
@@ -1496,6 +1493,7 @@
       <w:r>
         <w:rPr>
           <w:rFonts w:ascii="Times New Roman" w:hAnsi="Times New Roman"/>
+          <w:b w:val="0"/>
           <w:sz w:val="24"/>
         </w:rPr>
         <w:t>O médico informa os dados do paciente.</w:t>
@@ -1509,6 +1507,7 @@
       <w:r>
         <w:rPr>
           <w:rFonts w:ascii="Times New Roman" w:hAnsi="Times New Roman"/>
+          <w:b w:val="0"/>
           <w:sz w:val="24"/>
         </w:rPr>
         <w:t>O frontend valida nome, CPF e data de nascimento.</w:t>
@@ -1522,6 +1521,7 @@
       <w:r>
         <w:rPr>
           <w:rFonts w:ascii="Times New Roman" w:hAnsi="Times New Roman"/>
+          <w:b w:val="0"/>
           <w:sz w:val="24"/>
         </w:rPr>
         <w:t>O frontend envia POST /api/pacientes.</w:t>
@@ -1535,6 +1535,7 @@
       <w:r>
         <w:rPr>
           <w:rFonts w:ascii="Times New Roman" w:hAnsi="Times New Roman"/>
+          <w:b w:val="0"/>
           <w:sz w:val="24"/>
         </w:rPr>
         <w:t>O backend valida as regras de negócio.</w:t>
@@ -1548,6 +1549,7 @@
       <w:r>
         <w:rPr>
           <w:rFonts w:ascii="Times New Roman" w:hAnsi="Times New Roman"/>
+          <w:b w:val="0"/>
           <w:sz w:val="24"/>
         </w:rPr>
         <w:t>O backend salva o paciente.</w:t>
@@ -1561,6 +1563,7 @@
       <w:r>
         <w:rPr>
           <w:rFonts w:ascii="Times New Roman" w:hAnsi="Times New Roman"/>
+          <w:b w:val="0"/>
           <w:sz w:val="24"/>
         </w:rPr>
         <w:t>O frontend atualiza a tabela.</w:t>
@@ -1568,7 +1571,7 @@
     </w:p>
     <w:p>
       <w:pPr>
-        <w:spacing w:before="240" w:after="120" w:line="360" w:lineRule="auto"/>
+        <w:pStyle w:val="Heading2"/>
         <w:jc w:val="left"/>
       </w:pPr>
       <w:r>
@@ -1577,7 +1580,7 @@
           <w:b/>
           <w:sz w:val="24"/>
         </w:rPr>
-        <w:t>Fluxos alternativos</w:t>
+        <w:t>4.2 Fluxos alternativos</w:t>
       </w:r>
     </w:p>
     <w:p>
@@ -1588,6 +1591,7 @@
       <w:r>
         <w:rPr>
           <w:rFonts w:ascii="Times New Roman" w:hAnsi="Times New Roman"/>
+          <w:b w:val="0"/>
           <w:sz w:val="24"/>
         </w:rPr>
         <w:t>CPF inválido: o sistema informa que o CPF é inválido.</w:t>
@@ -1601,6 +1605,7 @@
       <w:r>
         <w:rPr>
           <w:rFonts w:ascii="Times New Roman" w:hAnsi="Times New Roman"/>
+          <w:b w:val="0"/>
           <w:sz w:val="24"/>
         </w:rPr>
         <w:t>CPF duplicado: o backend recusa a operação.</w:t>
@@ -1614,6 +1619,7 @@
       <w:r>
         <w:rPr>
           <w:rFonts w:ascii="Times New Roman" w:hAnsi="Times New Roman"/>
+          <w:b w:val="0"/>
           <w:sz w:val="24"/>
         </w:rPr>
         <w:t>Data futura: o sistema impede o cadastro.</w:t>
@@ -1621,7 +1627,7 @@
     </w:p>
     <w:p>
       <w:pPr>
-        <w:spacing w:before="240" w:after="120" w:line="360" w:lineRule="auto"/>
+        <w:pStyle w:val="Heading1"/>
         <w:jc w:val="left"/>
       </w:pPr>
       <w:r>
@@ -1630,7 +1636,7 @@
           <w:b/>
           <w:sz w:val="24"/>
         </w:rPr>
-        <w:t>UC04 - VISUALIZAR PACIENTE</w:t>
+        <w:t>5 UC04 - VISUALIZAR PACIENTE</w:t>
       </w:r>
     </w:p>
     <w:tbl>
@@ -1870,7 +1876,7 @@
     <w:p/>
     <w:p>
       <w:pPr>
-        <w:spacing w:before="240" w:after="120" w:line="360" w:lineRule="auto"/>
+        <w:pStyle w:val="Heading2"/>
         <w:jc w:val="left"/>
       </w:pPr>
       <w:r>
@@ -1879,7 +1885,7 @@
           <w:b/>
           <w:sz w:val="24"/>
         </w:rPr>
-        <w:t>Fluxo principal</w:t>
+        <w:t>5.1 Fluxo principal</w:t>
       </w:r>
     </w:p>
     <w:p>
@@ -1890,6 +1896,7 @@
       <w:r>
         <w:rPr>
           <w:rFonts w:ascii="Times New Roman" w:hAnsi="Times New Roman"/>
+          <w:b w:val="0"/>
           <w:sz w:val="24"/>
         </w:rPr>
         <w:t>O médico acessa a lista de pacientes.</w:t>
@@ -1903,6 +1910,7 @@
       <w:r>
         <w:rPr>
           <w:rFonts w:ascii="Times New Roman" w:hAnsi="Times New Roman"/>
+          <w:b w:val="0"/>
           <w:sz w:val="24"/>
         </w:rPr>
         <w:t>O médico clica no ícone de visualização.</w:t>
@@ -1916,6 +1924,7 @@
       <w:r>
         <w:rPr>
           <w:rFonts w:ascii="Times New Roman" w:hAnsi="Times New Roman"/>
+          <w:b w:val="0"/>
           <w:sz w:val="24"/>
         </w:rPr>
         <w:t>O sistema abre um modal com os dados do paciente em modo leitura.</w:t>
@@ -1923,7 +1932,7 @@
     </w:p>
     <w:p>
       <w:pPr>
-        <w:spacing w:before="240" w:after="120" w:line="360" w:lineRule="auto"/>
+        <w:pStyle w:val="Heading1"/>
         <w:jc w:val="left"/>
       </w:pPr>
       <w:r>
@@ -1932,7 +1941,7 @@
           <w:b/>
           <w:sz w:val="24"/>
         </w:rPr>
-        <w:t>UC05 - EDITAR PACIENTE</w:t>
+        <w:t>6 UC05 - EDITAR PACIENTE</w:t>
       </w:r>
     </w:p>
     <w:tbl>
@@ -2172,7 +2181,7 @@
     <w:p/>
     <w:p>
       <w:pPr>
-        <w:spacing w:before="240" w:after="120" w:line="360" w:lineRule="auto"/>
+        <w:pStyle w:val="Heading2"/>
         <w:jc w:val="left"/>
       </w:pPr>
       <w:r>
@@ -2181,7 +2190,7 @@
           <w:b/>
           <w:sz w:val="24"/>
         </w:rPr>
-        <w:t>Fluxo principal</w:t>
+        <w:t>6.1 Fluxo principal</w:t>
       </w:r>
     </w:p>
     <w:p>
@@ -2192,6 +2201,7 @@
       <w:r>
         <w:rPr>
           <w:rFonts w:ascii="Times New Roman" w:hAnsi="Times New Roman"/>
+          <w:b w:val="0"/>
           <w:sz w:val="24"/>
         </w:rPr>
         <w:t>O médico acessa a lista de pacientes.</w:t>
@@ -2205,6 +2215,7 @@
       <w:r>
         <w:rPr>
           <w:rFonts w:ascii="Times New Roman" w:hAnsi="Times New Roman"/>
+          <w:b w:val="0"/>
           <w:sz w:val="24"/>
         </w:rPr>
         <w:t>O médico clica no ícone de edição.</w:t>
@@ -2218,6 +2229,7 @@
       <w:r>
         <w:rPr>
           <w:rFonts w:ascii="Times New Roman" w:hAnsi="Times New Roman"/>
+          <w:b w:val="0"/>
           <w:sz w:val="24"/>
         </w:rPr>
         <w:t>O sistema abre o formulário preenchido.</w:t>
@@ -2231,6 +2243,7 @@
       <w:r>
         <w:rPr>
           <w:rFonts w:ascii="Times New Roman" w:hAnsi="Times New Roman"/>
+          <w:b w:val="0"/>
           <w:sz w:val="24"/>
         </w:rPr>
         <w:t>O médico altera os dados necessários.</w:t>
@@ -2244,6 +2257,7 @@
       <w:r>
         <w:rPr>
           <w:rFonts w:ascii="Times New Roman" w:hAnsi="Times New Roman"/>
+          <w:b w:val="0"/>
           <w:sz w:val="24"/>
         </w:rPr>
         <w:t>O frontend valida os campos.</w:t>
@@ -2257,6 +2271,7 @@
       <w:r>
         <w:rPr>
           <w:rFonts w:ascii="Times New Roman" w:hAnsi="Times New Roman"/>
+          <w:b w:val="0"/>
           <w:sz w:val="24"/>
         </w:rPr>
         <w:t>O frontend envia PUT /api/pacientes/{id}.</w:t>
@@ -2270,6 +2285,7 @@
       <w:r>
         <w:rPr>
           <w:rFonts w:ascii="Times New Roman" w:hAnsi="Times New Roman"/>
+          <w:b w:val="0"/>
           <w:sz w:val="24"/>
         </w:rPr>
         <w:t>O backend valida e salva as alterações.</w:t>
@@ -2283,6 +2299,7 @@
       <w:r>
         <w:rPr>
           <w:rFonts w:ascii="Times New Roman" w:hAnsi="Times New Roman"/>
+          <w:b w:val="0"/>
           <w:sz w:val="24"/>
         </w:rPr>
         <w:t>O frontend atualiza a tabela.</w:t>
@@ -2290,7 +2307,7 @@
     </w:p>
     <w:p>
       <w:pPr>
-        <w:spacing w:before="240" w:after="120" w:line="360" w:lineRule="auto"/>
+        <w:pStyle w:val="Heading1"/>
         <w:jc w:val="left"/>
       </w:pPr>
       <w:r>
@@ -2299,7 +2316,7 @@
           <w:b/>
           <w:sz w:val="24"/>
         </w:rPr>
-        <w:t>UC06 - CONSULTAR PAINEL DO MÉDICO</w:t>
+        <w:t>7 UC06 - CONSULTAR PAINEL DO MÉDICO</w:t>
       </w:r>
     </w:p>
     <w:tbl>
@@ -2495,7 +2512,7 @@
     <w:p/>
     <w:p>
       <w:pPr>
-        <w:spacing w:before="240" w:after="120" w:line="360" w:lineRule="auto"/>
+        <w:pStyle w:val="Heading1"/>
         <w:jc w:val="left"/>
       </w:pPr>
       <w:r>
@@ -2504,7 +2521,7 @@
           <w:b/>
           <w:sz w:val="24"/>
         </w:rPr>
-        <w:t>UC07 - CONSULTAR AGENDA SEMANAL</w:t>
+        <w:t>8 UC07 - CONSULTAR AGENDA SEMANAL</w:t>
       </w:r>
     </w:p>
     <w:tbl>
@@ -2700,7 +2717,7 @@
     <w:p/>
     <w:p>
       <w:pPr>
-        <w:spacing w:before="240" w:after="120" w:line="360" w:lineRule="auto"/>
+        <w:pStyle w:val="Heading1"/>
         <w:jc w:val="left"/>
       </w:pPr>
       <w:r>
@@ -2709,7 +2726,7 @@
           <w:b/>
           <w:sz w:val="24"/>
         </w:rPr>
-        <w:t>UC08 - INTERAGIR COM CHATBOT</w:t>
+        <w:t>9 UC08 - INTERAGIR COM CHATBOT</w:t>
       </w:r>
     </w:p>
     <w:tbl>
@@ -2905,7 +2922,7 @@
     <w:p/>
     <w:p>
       <w:pPr>
-        <w:spacing w:before="240" w:after="120" w:line="360" w:lineRule="auto"/>
+        <w:pStyle w:val="Heading1"/>
         <w:jc w:val="left"/>
       </w:pPr>
       <w:r>
@@ -2914,7 +2931,7 @@
           <w:b/>
           <w:sz w:val="24"/>
         </w:rPr>
-        <w:t>2. CASOS DE USO PLANEJADOS</w:t>
+        <w:t>10 CASOS DE USO PLANEJADOS</w:t>
       </w:r>
     </w:p>
     <w:p>
@@ -2925,6 +2942,7 @@
       <w:r>
         <w:rPr>
           <w:rFonts w:ascii="Times New Roman" w:hAnsi="Times New Roman"/>
+          <w:b w:val="0"/>
           <w:sz w:val="24"/>
         </w:rPr>
         <w:t>Criar consulta pela agenda.</w:t>
@@ -2938,6 +2956,7 @@
       <w:r>
         <w:rPr>
           <w:rFonts w:ascii="Times New Roman" w:hAnsi="Times New Roman"/>
+          <w:b w:val="0"/>
           <w:sz w:val="24"/>
         </w:rPr>
         <w:t>Editar consulta existente.</w:t>
@@ -2951,6 +2970,7 @@
       <w:r>
         <w:rPr>
           <w:rFonts w:ascii="Times New Roman" w:hAnsi="Times New Roman"/>
+          <w:b w:val="0"/>
           <w:sz w:val="24"/>
         </w:rPr>
         <w:t>Cancelar consulta.</w:t>
@@ -2964,6 +2984,7 @@
       <w:r>
         <w:rPr>
           <w:rFonts w:ascii="Times New Roman" w:hAnsi="Times New Roman"/>
+          <w:b w:val="0"/>
           <w:sz w:val="24"/>
         </w:rPr>
         <w:t>Integrar chatbot com criação real de consulta.</w:t>
@@ -2977,9 +2998,113 @@
       <w:r>
         <w:rPr>
           <w:rFonts w:ascii="Times New Roman" w:hAnsi="Times New Roman"/>
+          <w:b w:val="0"/>
           <w:sz w:val="24"/>
         </w:rPr>
         <w:t>Vincular consulta ao paciente e profissional autenticado.</w:t>
+      </w:r>
+    </w:p>
+    <w:p>
+      <w:r>
+        <w:br w:type="page"/>
+      </w:r>
+    </w:p>
+    <w:p>
+      <w:pPr>
+        <w:jc w:val="left"/>
+      </w:pPr>
+      <w:r>
+        <w:rPr>
+          <w:rFonts w:ascii="Times New Roman" w:hAnsi="Times New Roman"/>
+          <w:b/>
+          <w:sz w:val="24"/>
+        </w:rPr>
+        <w:t>REFERÊNCIAS</w:t>
+      </w:r>
+    </w:p>
+    <w:p/>
+    <w:p>
+      <w:pPr>
+        <w:spacing w:line="240" w:lineRule="auto" w:after="240"/>
+        <w:jc w:val="left"/>
+      </w:pPr>
+      <w:r>
+        <w:rPr>
+          <w:rFonts w:ascii="Times New Roman" w:hAnsi="Times New Roman"/>
+          <w:b w:val="0"/>
+          <w:sz w:val="24"/>
+        </w:rPr>
+        <w:t>ASSOCIAÇÃO BRASILEIRA DE NORMAS TÉCNICAS. NBR 14724: informação e documentação: trabalhos acadêmicos: apresentação. Rio de Janeiro: ABNT, 2011.</w:t>
+      </w:r>
+    </w:p>
+    <w:p>
+      <w:pPr>
+        <w:spacing w:line="240" w:lineRule="auto" w:after="240"/>
+        <w:jc w:val="left"/>
+      </w:pPr>
+      <w:r>
+        <w:rPr>
+          <w:rFonts w:ascii="Times New Roman" w:hAnsi="Times New Roman"/>
+          <w:b w:val="0"/>
+          <w:sz w:val="24"/>
+        </w:rPr>
+        <w:t>ASSOCIAÇÃO BRASILEIRA DE NORMAS TÉCNICAS. NBR 6023: informação e documentação: referências: elaboração. Rio de Janeiro: ABNT, 2018.</w:t>
+      </w:r>
+    </w:p>
+    <w:p>
+      <w:pPr>
+        <w:spacing w:line="240" w:lineRule="auto" w:after="240"/>
+        <w:jc w:val="left"/>
+      </w:pPr>
+      <w:r>
+        <w:rPr>
+          <w:rFonts w:ascii="Times New Roman" w:hAnsi="Times New Roman"/>
+          <w:b w:val="0"/>
+          <w:sz w:val="24"/>
+        </w:rPr>
+        <w:t>ORACLE. Java Platform, Standard Edition Documentation. Disponível em: https://docs.oracle.com/en/java/. Acesso em: 30 maio 2026.</w:t>
+      </w:r>
+    </w:p>
+    <w:p>
+      <w:pPr>
+        <w:spacing w:line="240" w:lineRule="auto" w:after="240"/>
+        <w:jc w:val="left"/>
+      </w:pPr>
+      <w:r>
+        <w:rPr>
+          <w:rFonts w:ascii="Times New Roman" w:hAnsi="Times New Roman"/>
+          <w:b w:val="0"/>
+          <w:sz w:val="24"/>
+        </w:rPr>
+        <w:t>POSTGRESQL GLOBAL DEVELOPMENT GROUP. PostgreSQL Documentation. Disponível em: https://www.postgresql.org/docs/. Acesso em: 30 maio 2026.</w:t>
+      </w:r>
+    </w:p>
+    <w:p>
+      <w:pPr>
+        <w:spacing w:line="240" w:lineRule="auto" w:after="240"/>
+        <w:jc w:val="left"/>
+      </w:pPr>
+      <w:r>
+        <w:rPr>
+          <w:rFonts w:ascii="Times New Roman" w:hAnsi="Times New Roman"/>
+          <w:b w:val="0"/>
+          <w:sz w:val="24"/>
+        </w:rPr>
+        <w:t>REACT. React Documentation. Disponível em: https://react.dev/. Acesso em: 30 maio 2026.</w:t>
+      </w:r>
+    </w:p>
+    <w:p>
+      <w:pPr>
+        <w:spacing w:line="240" w:lineRule="auto" w:after="240"/>
+        <w:jc w:val="left"/>
+      </w:pPr>
+      <w:r>
+        <w:rPr>
+          <w:rFonts w:ascii="Times New Roman" w:hAnsi="Times New Roman"/>
+          <w:b w:val="0"/>
+          <w:sz w:val="24"/>
+        </w:rPr>
+        <w:t>SPRING. Spring Boot Reference Documentation. Disponível em: https://docs.spring.io/spring-boot/. Acesso em: 30 maio 2026.</w:t>
       </w:r>
     </w:p>
     <w:sectPr>
@@ -2987,9 +3112,31 @@
       <w:pgMar w:top="1701" w:right="1134" w:bottom="1134" w:left="1701" w:header="720" w:footer="720" w:gutter="0"/>
       <w:cols w:space="720"/>
       <w:docGrid w:linePitch="360"/>
+      <w:pgNumType w:start="1"/>
     </w:sectPr>
   </w:body>
 </w:document>
+</file>
+
+<file path=word/header1.xml><?xml version="1.0" encoding="utf-8"?>
+<w:hdr xmlns:m="http://schemas.openxmlformats.org/officeDocument/2006/math" xmlns:mc="http://schemas.openxmlformats.org/markup-compatibility/2006" xmlns:mo="http://schemas.microsoft.com/office/mac/office/2008/main" xmlns:mv="urn:schemas-microsoft-com:mac:vml" xmlns:o="urn:schemas-microsoft-com:office:office" xmlns:r="http://schemas.openxmlformats.org/officeDocument/2006/relationships" xmlns:v="urn:schemas-microsoft-com:vml" xmlns:w10="urn:schemas-microsoft-com:office:word" xmlns:w14="http://schemas.microsoft.com/office/word/2010/wordml" xmlns:w="http://schemas.openxmlformats.org/wordprocessingml/2006/main" xmlns:wne="http://schemas.microsoft.com/office/word/2006/wordml" xmlns:wp14="http://schemas.microsoft.com/office/word/2010/wordprocessingDrawing" xmlns:wp="http://schemas.openxmlformats.org/drawingml/2006/wordprocessingDrawing" xmlns:wpc="http://schemas.microsoft.com/office/word/2010/wordprocessingCanvas" xmlns:wpg="http://schemas.microsoft.com/office/word/2010/wordprocessingGroup" xmlns:wpi="http://schemas.microsoft.com/office/word/2010/wordprocessingInk" xmlns:wps="http://schemas.microsoft.com/office/word/2010/wordprocessingShape" mc:Ignorable="w14 wp14">
+  <w:p>
+    <w:pPr>
+      <w:pStyle w:val="Header"/>
+      <w:jc w:val="right"/>
+    </w:pPr>
+    <w:r>
+      <w:rPr>
+        <w:rFonts w:ascii="Times New Roman" w:hAnsi="Times New Roman"/>
+        <w:b w:val="0"/>
+        <w:sz w:val="24"/>
+      </w:rPr>
+      <w:fldChar w:fldCharType="begin"/>
+      <w:instrText xml:space="preserve">PAGE</w:instrText>
+      <w:fldChar w:fldCharType="end"/>
+    </w:r>
+  </w:p>
+</w:hdr>
 </file>
 
 <file path=word/numbering.xml><?xml version="1.0" encoding="utf-8"?>
